--- a/Books/AA/BloodHarvest/Book_AA.docx
+++ b/Books/AA/BloodHarvest/Book_AA.docx
@@ -539,7 +539,16 @@
     </w:p>
     <w:p>
       <w:r>
-        <w:t>The carpet was an odd thing. When touched, it left scratches which felt like paper cuts.</w:t>
+        <w:t xml:space="preserve">The carpet was an odd thing. When touched, it left </w:t>
+      </w:r>
+      <w:r>
+        <w:t xml:space="preserve">superficial </w:t>
+      </w:r>
+      <w:r>
+        <w:t>scrat</w:t>
+      </w:r>
+      <w:r>
+        <w:t>ches which felt like paper cuts but did almost no damage.</w:t>
       </w:r>
     </w:p>
     <w:p>
@@ -1292,7 +1301,7 @@
         <v:path o:extrusionok="f" gradientshapeok="t" o:connecttype="rect"/>
         <o:lock v:ext="edit" aspectratio="t"/>
       </v:shapetype>
-      <v:shape id="_x0000_i1040" type="#_x0000_t75" style="width:3in;height:3in;visibility:visible;mso-wrap-style:square" o:bullet="t">
+      <v:shape id="_x0000_i1195" type="#_x0000_t75" style="width:3in;height:3in;visibility:visible;mso-wrap-style:square" o:bullet="t">
         <v:imagedata r:id="rId1" o:title="MC900065312[1]"/>
       </v:shape>
     </w:pict>
@@ -2511,7 +2520,7 @@
 </file>
 
 <file path=customXml/itemProps1.xml><?xml version="1.0" encoding="utf-8"?>
-<ds:datastoreItem xmlns:ds="http://schemas.openxmlformats.org/officeDocument/2006/customXml" ds:itemID="{7C0977E2-4731-4CE0-80E7-047706C6B012}">
+<ds:datastoreItem xmlns:ds="http://schemas.openxmlformats.org/officeDocument/2006/customXml" ds:itemID="{9BA5F617-EE5B-4340-98D1-97BC7B42DDF4}">
   <ds:schemaRefs>
     <ds:schemaRef ds:uri="http://schemas.openxmlformats.org/officeDocument/2006/bibliography"/>
   </ds:schemaRefs>
